--- a/各选题文献分析/课题65-微波低铱PEM催化/文献精读-65-OERmeta分析2019.docx
+++ b/各选题文献分析/课题65-微波低铱PEM催化/文献精读-65-OERmeta分析2019.docx
@@ -200,23 +200,23 @@
           <w:b w:val="0"/>
           <w:sz w:val="24"/>
         </w:rPr>
-        <w:t>（p.1 页脚），任务单所写"10, 1493"有误。全文涉及 OER 之处仅一处：把 McCrory 等（JACS, 2013）的 OER 基准评测引用为"标准化测试"的范例（p.8，参考文献 66）。因此本文与课题 65 的关联</w:t>
-      </w:r>
-      <w:r>
-        <w:rPr>
-          <w:rFonts w:ascii="Times New Roman" w:hAnsi="Times New Roman" w:eastAsia="宋体"/>
-          <w:b/>
-          <w:sz w:val="24"/>
-        </w:rPr>
-        <w:t>在方法论层面</w:t>
-      </w:r>
-      <w:r>
-        <w:rPr>
-          <w:rFonts w:ascii="Times New Roman" w:hAnsi="Times New Roman" w:eastAsia="宋体"/>
-          <w:b w:val="0"/>
-          <w:sz w:val="24"/>
-        </w:rPr>
-        <w:t>（§二、§五），§三 原文结论按 OCM 如实转述，绝不冒称 OER 数据。</w:t>
+        <w:t>（p.1 页脚），任务单所写"10, 1493"有误。全文仅一处涉 OER：把 McCrory 等（JACS, 2013）的 OER 基准评测引作"标准化测试"范例（p.8, ref 66）。故本文与课题 65 的关联在</w:t>
+      </w:r>
+      <w:r>
+        <w:rPr>
+          <w:rFonts w:ascii="Times New Roman" w:hAnsi="Times New Roman" w:eastAsia="宋体"/>
+          <w:b/>
+          <w:sz w:val="24"/>
+        </w:rPr>
+        <w:t>方法论层面</w:t>
+      </w:r>
+      <w:r>
+        <w:rPr>
+          <w:rFonts w:ascii="Times New Roman" w:hAnsi="Times New Roman" w:eastAsia="宋体"/>
+          <w:b w:val="0"/>
+          <w:sz w:val="24"/>
+        </w:rPr>
+        <w:t>（§二、§五）；§三 原文结论按 OCM 如实转述。</w:t>
       </w:r>
     </w:p>
     <w:p/>
@@ -409,7 +409,7 @@
           <w:b w:val="0"/>
           <w:sz w:val="24"/>
         </w:rPr>
-        <w:t>：OCM 各文献产率差异受 T 与 pCH4/pO2 动力学因素强烈干扰，作者用回归把条件效应剥离后才敢比较"性质组"效应（p.2、p.8）。OER 跨文献可比性同样被电解液（酸种类/浓度）、负载量、iR 补偿、扫速、温度污染——学生日后在绪论比较他人过电位时必须先校条件；本文甚至点名 McCrory 的 OER 基准协议为标准化范例（ref 66，R1）。</w:t>
+        <w:t>：OCM 各文献产率受 T、pCH4/pO2 等动力学因素强烈干扰，作者先用回归剥离条件效应、再比较"性质组"差异（p.2、p.8）。OER 跨文献可比性同样被电解液、负载量、iR 补偿、扫速、温度污染——写绪论比较他人过电位必须先校条件；本文还点名 McCrory 的 OER 基准协议为标准化范例（ref 66，R1）。</w:t>
       </w:r>
     </w:p>
     <w:p>
@@ -791,7 +791,7 @@
           <w:b w:val="0"/>
           <w:sz w:val="24"/>
         </w:rPr>
-        <w:t>：阈值扫描（载体 wt%×4、Tammann 因子×3、碳酸盐偏移×4）、以 ln(YC2) 为因变量、稳健回归、频数加权回归，主结论均保持（p.6、p.9）；但组内产率分布仍宽，作者归因于测试条件多样与</w:t>
+        <w:t>：阈值扫描（载体 wt%×4、Tammann 因子×3、碳酸盐偏移×4）、以 ln(YC2) 为因变量、稳健回归、频数加权回归，主结论均保持（p.6、p.9）；但组内分布仍宽，归因于测试条件多样与</w:t>
       </w:r>
       <w:r>
         <w:rPr>
@@ -807,7 +807,7 @@
           <w:b w:val="0"/>
           <w:sz w:val="24"/>
         </w:rPr>
-        <w:t>（p.7）——这句话与课题 65 的"微波参数敏感性"直接共鸣。</w:t>
+        <w:t>（p.7）——与课题 65"微波参数敏感性"直接共鸣。</w:t>
       </w:r>
     </w:p>
     <w:p/>
@@ -857,7 +857,7 @@
           <w:b w:val="0"/>
           <w:sz w:val="24"/>
         </w:rPr>
-        <w:t>：无统一测试协议，Fig.2 中 T、pCH4/pO2、接触时间覆盖极宽且弥散（p.3）——不做条件校正即比较是无效的。</w:t>
+        <w:t>：无统一测试协议，Fig.2 中 T、pCH4/pO2、接触时间覆盖极宽且弥散（p.3）——不校条件即比较是无效的。</w:t>
       </w:r>
     </w:p>
     <w:p>
@@ -1027,7 +1027,7 @@
           <w:b w:val="0"/>
           <w:sz w:val="24"/>
         </w:rPr>
-        <w:t>：前驱体浓度、IrO₂ 负载量、温度/时间/微波功率逐项单变量扫描，并像本文"扩充数据集"那样为每批样品同步记录"合成条件–结构（XRD 晶型/晶粒、TEM 粒径、XPS Ir4f 价态、实际 Ir 载量 ICP）–性能（LSV 过电位@10 mA·cm⁻²、Tafel、EIS Rct、耐久）"，建成可回归的小型自有数据库。</w:t>
+        <w:t>：前驱体浓度、IrO₂ 负载量、温度/时间/微波功率逐项单变量扫描，并为每批样品同步记录"合成条件–结构（XRD 晶型/晶粒、TEM 粒径、XPS Ir4f 价态、ICP 实测 Ir 载量）–性能（LSV 过电位@10 mA·cm⁻²、Tafel、EIS Rct、耐久）"，建成可回归的小型自有数据库。</w:t>
       </w:r>
     </w:p>
     <w:p>
@@ -1057,7 +1057,7 @@
           <w:b w:val="0"/>
           <w:sz w:val="24"/>
         </w:rPr>
-        <w:t>（呼应 ref 66 的 OER 基准呼吁）：固定电解质（浓度/纯度/温度）、载量、iR 补偿方式、扫速；过电位分别按几何面积与 ECSA 归一报告；耐久协议固定（如恒电流计时/循环圈数），保证自己数据与文献可比。</w:t>
+        <w:t>（呼应 ref 66 的 OER 基准呼吁）：固定电解质（浓度/纯度/温度）、载量、iR 补偿方式、扫速；过电位分别按几何面积与 ECSA 归一报告；耐久协议固定（计时/循环圈数），确保自产数据可比。</w:t>
       </w:r>
     </w:p>
     <w:p>
@@ -1087,7 +1087,7 @@
           <w:b w:val="0"/>
           <w:sz w:val="24"/>
         </w:rPr>
-        <w:t>：设对照组——纯 MnO₂、纯 IrO₂、物理混合与微波异质结构同测，用"功能拆分+差异显著性"判断 MnO₂ 是惰性载体还是协同（导电/稳定/电子调控）相，别用"负载量越高越好"代替机理判断（R2）。</w:t>
+        <w:t>：设对照组——纯 MnO₂、纯 IrO₂、物理混合与微波异质结构同测，用"功能拆分+差异显著性"判断 MnO₂ 属惰性载体还是协同相（导电/稳定/电子调控），勿以"负载越高越好"代替机理判断（R2）。</w:t>
       </w:r>
     </w:p>
     <w:p>
@@ -1117,7 +1117,7 @@
           <w:b w:val="0"/>
           <w:sz w:val="24"/>
         </w:rPr>
-        <w:t>：把"低铱高活性"转成可检验假说"质量活性（A·g⁻¹_Ir）随负载优化而非单调"，用比活性曲线定位最佳 Ir 用量——学习本文把化学假说翻译成可测指标的做法。</w:t>
+        <w:t>：把"低铱高活性"转成可检验假说"质量活性（A·g⁻¹_Ir）随负载优化而非单调"，用比活性曲线定位最佳 Ir 用量——即本文"把化学假说翻译为可测指标"的做法。</w:t>
       </w:r>
     </w:p>
     <w:p>
@@ -1219,15 +1219,15 @@
           <w:b/>
           <w:sz w:val="24"/>
         </w:rPr>
-        <w:t>警惕把相关当因果</w:t>
-      </w:r>
-      <w:r>
-        <w:rPr>
-          <w:rFonts w:ascii="Times New Roman" w:hAnsi="Times New Roman" w:eastAsia="宋体"/>
-          <w:b w:val="0"/>
-          <w:sz w:val="24"/>
-        </w:rPr>
-        <w:t>：作者示范了"模型预测→定向实验→闭环"范式（CO2 共进料）；毕设若发现"MnO₂ 提升耐久"相关，应设计 Ir 溶出（ICP-MS 电解液）/结构衰退实验证因果。</w:t>
+        <w:t>作者示范了"模型预测→定向实验→闭环"范式</w:t>
+      </w:r>
+      <w:r>
+        <w:rPr>
+          <w:rFonts w:ascii="Times New Roman" w:hAnsi="Times New Roman" w:eastAsia="宋体"/>
+          <w:b w:val="0"/>
+          <w:sz w:val="24"/>
+        </w:rPr>
+        <w:t>（CO2 共进料）；毕设若发现"MnO₂ 提升耐久"相关，应设计 Ir 溶出（ICP-MS）/结构衰退实验证因果。</w:t>
       </w:r>
     </w:p>
     <w:p>
@@ -1287,7 +1287,7 @@
           <w:b w:val="0"/>
           <w:sz w:val="24"/>
         </w:rPr>
-        <w:t>：呼应本文"活性相+稳定相"观——IrO₂ 含量可降的下限由载体能否长期维持分散与导电决定；用 ECSA 衰减率与 Rct 漂移作监测即可量化"载体功能"的兑现（R2）。</w:t>
+        <w:t>：呼应"活性相+稳定相"观——IrO₂ 可降下限由载体能否长期维持分散与导电决定，可用 ECSA 衰减率与 Rct 漂移量化"载体功能"兑现（R2）。</w:t>
       </w:r>
     </w:p>
     <w:p>
